--- a/Use Cases.docx
+++ b/Use Cases.docx
@@ -17,7 +17,7 @@
     </w:p>
     <w:p>
       <w:r>
-        <w:t>Using the input categories for Savings, Income, and Expenses</w:t>
+        <w:t>First time loading up the program</w:t>
       </w:r>
     </w:p>
     <w:p>
@@ -25,24 +25,60 @@
         <w:t>1.</w:t>
       </w:r>
       <w:r>
-        <w:t xml:space="preserve">The Program will provide three text fields, each displaying the categories of savings, income, and expenses. </w:t>
-      </w:r>
-    </w:p>
-    <w:p>
-      <w:r>
-        <w:t>2b.The program will prompt the user to insert correct values.</w:t>
-      </w:r>
-    </w:p>
-    <w:p>
-      <w:r>
-        <w:t>4.The program accepts those numbers and allows the user to reinsert new numbers if need be.</w:t>
-      </w:r>
-    </w:p>
-    <w:p/>
-    <w:p/>
-    <w:p>
-      <w:r>
-        <w:t>The program has accepted the user’s input</w:t>
+        <w:t xml:space="preserve">The Program will provide </w:t>
+      </w:r>
+      <w:r>
+        <w:t>a</w:t>
+      </w:r>
+      <w:r>
+        <w:t xml:space="preserve"> text field,</w:t>
+      </w:r>
+      <w:r>
+        <w:t xml:space="preserve"> asking for income</w:t>
+      </w:r>
+    </w:p>
+    <w:p>
+      <w:r>
+        <w:t xml:space="preserve">2b.The program will prompt the user to insert </w:t>
+      </w:r>
+      <w:r>
+        <w:t xml:space="preserve">a </w:t>
+      </w:r>
+      <w:r>
+        <w:t>correct value.</w:t>
+      </w:r>
+    </w:p>
+    <w:p>
+      <w:r>
+        <w:t>4.The program accepts</w:t>
+      </w:r>
+      <w:r>
+        <w:t xml:space="preserve"> the income and starts up a new window</w:t>
+      </w:r>
+      <w:r>
+        <w:t>, letting the user put in the expenses</w:t>
+      </w:r>
+      <w:r>
+        <w:t>.</w:t>
+      </w:r>
+      <w:r>
+        <w:t xml:space="preserve"> If the </w:t>
+      </w:r>
+      <w:r>
+        <w:t xml:space="preserve">user used this program more than once, this income </w:t>
+      </w:r>
+      <w:r>
+        <w:t xml:space="preserve">tab won’t pop up until the db file is deleted and the program is run again. </w:t>
+      </w:r>
+    </w:p>
+    <w:p/>
+    <w:p/>
+    <w:p>
+      <w:r>
+        <w:t>The program has accepted the user’s i</w:t>
+      </w:r>
+      <w:r>
+        <w:t>ncome</w:t>
       </w:r>
     </w:p>
     <w:p>
@@ -50,13 +86,25 @@
         <w:t>1.</w:t>
       </w:r>
       <w:r>
-        <w:t xml:space="preserve">The program will now display and evaluate the given categories and show the user its purchase history </w:t>
-      </w:r>
-      <w:r>
-        <w:t xml:space="preserve">(expenses) as a pie chart, suggest what to spend less money on, and any other recommendations from patterns </w:t>
-      </w:r>
-      <w:r>
-        <w:t>of their input.</w:t>
+        <w:t>The program will now display</w:t>
+      </w:r>
+      <w:r>
+        <w:t xml:space="preserve"> 3 tabs to the user.</w:t>
+      </w:r>
+      <w:r>
+        <w:t xml:space="preserve"> The tab the program starts with is the home tab.</w:t>
+      </w:r>
+      <w:r>
+        <w:t xml:space="preserve"> </w:t>
+      </w:r>
+      <w:r>
+        <w:t xml:space="preserve">The home tab shows the user the pi charts of how their limit </w:t>
+      </w:r>
+      <w:r>
+        <w:t>of spending is compared to the actual amount of spending they are doing.</w:t>
+      </w:r>
+      <w:r>
+        <w:t xml:space="preserve"> </w:t>
       </w:r>
     </w:p>
     <w:p>
@@ -64,12 +112,42 @@
         <w:t>3.</w:t>
       </w:r>
       <w:r>
-        <w:t>The program will tell the user to get a job.</w:t>
-      </w:r>
-    </w:p>
-    <w:p>
-      <w:r>
-        <w:t>5.The program will tell the user “Good job!”</w:t>
+        <w:t xml:space="preserve"> The program will show the user 4 text fields, where </w:t>
+      </w:r>
+      <w:r>
+        <w:t xml:space="preserve">the </w:t>
+      </w:r>
+      <w:r>
+        <w:t xml:space="preserve">user can add their own purchase categories and limits. Then the user can </w:t>
+      </w:r>
+      <w:r>
+        <w:t>insert their actual expense amount for the given category.</w:t>
+      </w:r>
+      <w:r>
+        <w:t xml:space="preserve"> </w:t>
+      </w:r>
+    </w:p>
+    <w:p>
+      <w:r>
+        <w:t>5.</w:t>
+      </w:r>
+      <w:r>
+        <w:t xml:space="preserve"> The </w:t>
+      </w:r>
+      <w:r>
+        <w:t>program puts all the information into view budget tab</w:t>
+      </w:r>
+      <w:r>
+        <w:t xml:space="preserve"> for specifics</w:t>
+      </w:r>
+      <w:r>
+        <w:t xml:space="preserve"> </w:t>
+      </w:r>
+      <w:r>
+        <w:t>regarding the category, amount, and date</w:t>
+      </w:r>
+      <w:r>
+        <w:t xml:space="preserve"> and will show the pi chart of the category on the home tab.</w:t>
       </w:r>
     </w:p>
     <w:p>
@@ -93,42 +171,71 @@
     <w:p/>
     <w:p>
       <w:r>
-        <w:t>3.The User inserts three correct values in each category respectively.</w:t>
-      </w:r>
-    </w:p>
-    <w:p/>
-    <w:p/>
-    <w:p/>
-    <w:p/>
-    <w:p/>
-    <w:p/>
-    <w:p/>
-    <w:p>
-      <w:r>
-        <w:t>2.The user will change the income to zero</w:t>
-      </w:r>
-    </w:p>
-    <w:p/>
-    <w:p>
-      <w:r>
-        <w:t>4.The user will change expenses to zero</w:t>
-      </w:r>
-    </w:p>
-    <w:p/>
-    <w:p>
-      <w:r>
-        <w:t>6.The user has higher income than expenses</w:t>
-      </w:r>
-    </w:p>
-    <w:p/>
-    <w:p/>
-    <w:p/>
-    <w:p/>
-    <w:p/>
-    <w:p/>
-    <w:p/>
-    <w:p>
-      <w:r>
+        <w:t xml:space="preserve">3.The User inserts </w:t>
+      </w:r>
+      <w:r>
+        <w:t>a correct value</w:t>
+      </w:r>
+      <w:r>
+        <w:t xml:space="preserve"> </w:t>
+      </w:r>
+      <w:r>
+        <w:t>for income.</w:t>
+      </w:r>
+    </w:p>
+    <w:p/>
+    <w:p/>
+    <w:p/>
+    <w:p/>
+    <w:p/>
+    <w:p/>
+    <w:p/>
+    <w:p>
+      <w:r>
+        <w:t xml:space="preserve">2.The user </w:t>
+      </w:r>
+      <w:r>
+        <w:t xml:space="preserve">click on the edit </w:t>
+      </w:r>
+      <w:r>
+        <w:t xml:space="preserve">budget </w:t>
+      </w:r>
+      <w:r>
+        <w:t>tab</w:t>
+      </w:r>
+    </w:p>
+    <w:p/>
+    <w:p>
+      <w:r>
+        <w:t xml:space="preserve">4.The user </w:t>
+      </w:r>
+      <w:r>
+        <w:t>will insert a category called “Food”, put a budget of 500 dollars</w:t>
+      </w:r>
+      <w:r>
+        <w:t>,</w:t>
+      </w:r>
+      <w:r>
+        <w:t xml:space="preserve"> click the first enter,</w:t>
+      </w:r>
+      <w:r>
+        <w:t xml:space="preserve"> clicks the food drop down for category and puts an expense of 400 dollars</w:t>
+      </w:r>
+      <w:r>
+        <w:t>, clicks the second enter</w:t>
+      </w:r>
+      <w:r>
+        <w:t>.</w:t>
+      </w:r>
+      <w:r>
+        <w:t xml:space="preserve"> </w:t>
+      </w:r>
+    </w:p>
+    <w:p/>
+    <w:p/>
+    <w:p>
+      <w:r>
+        <w:lastRenderedPageBreak/>
         <w:t>Program</w:t>
       </w:r>
       <w:r>
@@ -140,212 +247,269 @@
         <w:t xml:space="preserve">Use case </w:t>
       </w:r>
       <w:r>
-        <w:t>with spe</w:t>
-      </w:r>
-      <w:r>
-        <w:t xml:space="preserve">cific </w:t>
-      </w:r>
-      <w:r>
-        <w:t>values</w:t>
-      </w:r>
-    </w:p>
-    <w:p>
-      <w:r>
-        <w:t xml:space="preserve">1.The program </w:t>
-      </w:r>
-      <w:r>
-        <w:t>asks</w:t>
-      </w:r>
-      <w:r>
-        <w:t xml:space="preserve"> for input</w:t>
-      </w:r>
-      <w:r>
-        <w:t>.</w:t>
-      </w:r>
-    </w:p>
-    <w:p>
-      <w:r>
-        <w:t>3.</w:t>
-      </w:r>
+        <w:t xml:space="preserve">with </w:t>
+      </w:r>
+      <w:r>
+        <w:t xml:space="preserve">input validation </w:t>
+      </w:r>
+    </w:p>
+    <w:p>
+      <w:pPr>
+        <w:pStyle w:val="ListParagraph"/>
+        <w:numPr>
+          <w:ilvl w:val="0"/>
+          <w:numId w:val="3"/>
+        </w:numPr>
+      </w:pPr>
+      <w:r>
+        <w:t>The program starts for the first time</w:t>
+      </w:r>
+      <w:r>
+        <w:t xml:space="preserve">. The first window shows the user with </w:t>
+      </w:r>
+      <w:r>
+        <w:t>an</w:t>
+      </w:r>
+      <w:r>
+        <w:t xml:space="preserve"> income text field</w:t>
+      </w:r>
+    </w:p>
+    <w:p>
+      <w:pPr>
+        <w:pStyle w:val="ListParagraph"/>
+      </w:pPr>
+    </w:p>
+    <w:p>
+      <w:pPr>
+        <w:pStyle w:val="ListParagraph"/>
+        <w:numPr>
+          <w:ilvl w:val="0"/>
+          <w:numId w:val="5"/>
+        </w:numPr>
+      </w:pPr>
       <w:r>
         <w:t xml:space="preserve">The </w:t>
       </w:r>
       <w:r>
-        <w:t>p</w:t>
-      </w:r>
-      <w:r>
-        <w:t>rogram</w:t>
-      </w:r>
-      <w:r>
-        <w:t xml:space="preserve"> will show a pie chart, where </w:t>
-      </w:r>
-      <w:r>
-        <w:t xml:space="preserve">it will show 40% for rent, </w:t>
-      </w:r>
-      <w:r>
-        <w:t>40% for bills, and 20% for rent.</w:t>
-      </w:r>
-      <w:r>
-        <w:t xml:space="preserve"> The program will then suggest </w:t>
-      </w:r>
-      <w:r>
-        <w:t>reducing</w:t>
-      </w:r>
+        <w:t xml:space="preserve">program tells the user to put in a valid number </w:t>
+      </w:r>
+    </w:p>
+    <w:p>
+      <w:pPr>
+        <w:pStyle w:val="ListParagraph"/>
+        <w:numPr>
+          <w:ilvl w:val="0"/>
+          <w:numId w:val="7"/>
+        </w:numPr>
+      </w:pPr>
+      <w:r>
+        <w:t>The program shows the</w:t>
+      </w:r>
+      <w:r>
+        <w:t xml:space="preserve"> user a new window with 3 new tabs</w:t>
+      </w:r>
+    </w:p>
+    <w:p>
+      <w:pPr>
+        <w:pStyle w:val="ListParagraph"/>
+        <w:numPr>
+          <w:ilvl w:val="0"/>
+          <w:numId w:val="9"/>
+        </w:numPr>
+      </w:pPr>
+      <w:r>
+        <w:t xml:space="preserve">The program will prompt the user to type in a valid category </w:t>
+      </w:r>
+    </w:p>
+    <w:p>
+      <w:pPr>
+        <w:pStyle w:val="ListParagraph"/>
+        <w:numPr>
+          <w:ilvl w:val="0"/>
+          <w:numId w:val="10"/>
+        </w:numPr>
+      </w:pPr>
+      <w:r>
+        <w:t>The program tells the user to insert a valid expense limit</w:t>
+      </w:r>
+    </w:p>
+    <w:p>
+      <w:pPr>
+        <w:pStyle w:val="ListParagraph"/>
+        <w:numPr>
+          <w:ilvl w:val="0"/>
+          <w:numId w:val="12"/>
+        </w:numPr>
+      </w:pPr>
+      <w:r>
+        <w:t>The program uploads this information to the home tab along with the view budget tab</w:t>
+      </w:r>
+    </w:p>
+    <w:p>
+      <w:pPr>
+        <w:pStyle w:val="ListParagraph"/>
+        <w:numPr>
+          <w:ilvl w:val="0"/>
+          <w:numId w:val="16"/>
+        </w:numPr>
+      </w:pPr>
+      <w:r>
+        <w:t xml:space="preserve">The program will tell the user that this category already </w:t>
+      </w:r>
+      <w:r>
+        <w:t>exists</w:t>
+      </w:r>
+    </w:p>
+    <w:p>
+      <w:pPr>
+        <w:pStyle w:val="ListParagraph"/>
+        <w:numPr>
+          <w:ilvl w:val="0"/>
+          <w:numId w:val="17"/>
+        </w:numPr>
+      </w:pPr>
+      <w:r>
+        <w:t xml:space="preserve">The program </w:t>
+      </w:r>
+      <w:r>
+        <w:t>has been terminated</w:t>
+      </w:r>
+    </w:p>
+    <w:p/>
+    <w:p/>
+    <w:p/>
+    <w:p/>
+    <w:p/>
+    <w:p/>
+    <w:p/>
+    <w:p/>
+    <w:p/>
+    <w:p/>
+    <w:p/>
+    <w:p>
+      <w:r>
+        <w:t>User:</w:t>
+      </w:r>
+    </w:p>
+    <w:p>
+      <w:pPr>
+        <w:pStyle w:val="ListParagraph"/>
+        <w:numPr>
+          <w:ilvl w:val="0"/>
+          <w:numId w:val="4"/>
+        </w:numPr>
+      </w:pPr>
+      <w:r>
+        <w:t>Th</w:t>
+      </w:r>
+      <w:r>
+        <w:t>e user types a negative number</w:t>
+      </w:r>
+    </w:p>
+    <w:p/>
+    <w:p>
+      <w:pPr>
+        <w:pStyle w:val="ListParagraph"/>
+        <w:numPr>
+          <w:ilvl w:val="0"/>
+          <w:numId w:val="5"/>
+        </w:numPr>
+      </w:pPr>
+      <w:r>
+        <w:t>The user puts in a valid number</w:t>
+      </w:r>
+    </w:p>
+    <w:p>
+      <w:pPr>
+        <w:pStyle w:val="ListParagraph"/>
+        <w:numPr>
+          <w:ilvl w:val="0"/>
+          <w:numId w:val="7"/>
+        </w:numPr>
+      </w:pPr>
+      <w:r>
+        <w:t>The user navigates towards the edit budget tab and tries to insert no category with 500 dollars</w:t>
+      </w:r>
+    </w:p>
+    <w:p>
+      <w:pPr>
+        <w:pStyle w:val="ListParagraph"/>
+        <w:numPr>
+          <w:ilvl w:val="0"/>
+          <w:numId w:val="9"/>
+        </w:numPr>
+      </w:pPr>
+      <w:r>
+        <w:t xml:space="preserve">The user </w:t>
+      </w:r>
+      <w:r>
+        <w:t>inserts a category with null</w:t>
+      </w:r>
+      <w:r>
+        <w:t xml:space="preserve"> expense limit </w:t>
+      </w:r>
+    </w:p>
+    <w:p>
+      <w:pPr>
+        <w:pStyle w:val="ListParagraph"/>
+        <w:numPr>
+          <w:ilvl w:val="0"/>
+          <w:numId w:val="10"/>
+        </w:numPr>
+      </w:pPr>
+      <w:r>
+        <w:t>The user will insert “</w:t>
+      </w:r>
+      <w:r>
+        <w:t>Video game</w:t>
+      </w:r>
+      <w:r>
+        <w:t xml:space="preserve">” and </w:t>
+      </w:r>
+      <w:proofErr w:type="gramStart"/>
+      <w:r>
+        <w:t>a</w:t>
+      </w:r>
+      <w:proofErr w:type="gramEnd"/>
+      <w:r>
+        <w:t xml:space="preserve"> expense limit </w:t>
+      </w:r>
+      <w:r>
+        <w:t>of 50</w:t>
+      </w:r>
+    </w:p>
+    <w:p>
+      <w:pPr>
+        <w:pStyle w:val="ListParagraph"/>
+        <w:numPr>
+          <w:ilvl w:val="0"/>
+          <w:numId w:val="12"/>
+        </w:numPr>
+      </w:pPr>
+      <w:r>
+        <w:t xml:space="preserve">The user will then </w:t>
+      </w:r>
+      <w:r>
+        <w:t>insert “Video game” and an expense limit of 30</w:t>
+      </w:r>
+    </w:p>
+    <w:p>
+      <w:pPr>
+        <w:pStyle w:val="ListParagraph"/>
+        <w:numPr>
+          <w:ilvl w:val="0"/>
+          <w:numId w:val="16"/>
+        </w:numPr>
+      </w:pPr>
+      <w:r>
+        <w:t>The user will navigate to the “x” button on the top right of the program and click</w:t>
+      </w:r>
+    </w:p>
+    <w:p>
       <w:r>
         <w:t xml:space="preserve"> </w:t>
       </w:r>
-      <w:r>
-        <w:t>bills then try to re</w:t>
-      </w:r>
-      <w:r>
-        <w:t xml:space="preserve">duce </w:t>
-      </w:r>
-      <w:r>
-        <w:t>grocery</w:t>
-      </w:r>
-      <w:r>
-        <w:t xml:space="preserve"> </w:t>
-      </w:r>
-      <w:r>
-        <w:t xml:space="preserve">spending. </w:t>
-      </w:r>
-      <w:r>
-        <w:t xml:space="preserve">The program will calculate the savings interest and suggest </w:t>
-      </w:r>
-      <w:r>
-        <w:t>using</w:t>
-      </w:r>
-      <w:r>
-        <w:t xml:space="preserve"> that money t</w:t>
-      </w:r>
-      <w:r>
-        <w:t>oward</w:t>
-      </w:r>
-      <w:r>
-        <w:t>s the de</w:t>
-      </w:r>
-      <w:r>
-        <w:t xml:space="preserve">bt (since there is a debt) </w:t>
-      </w:r>
-      <w:r>
-        <w:t>6% * 2000</w:t>
-      </w:r>
-      <w:r>
-        <w:t xml:space="preserve"> = 120</w:t>
-      </w:r>
-      <w:r>
-        <w:t xml:space="preserve">. This $120 will be used to </w:t>
-      </w:r>
-      <w:r>
-        <w:t>help with</w:t>
-      </w:r>
-      <w:r>
-        <w:t xml:space="preserve"> </w:t>
-      </w:r>
-      <w:r>
-        <w:t>their</w:t>
-      </w:r>
-      <w:r>
-        <w:t xml:space="preserve"> debt</w:t>
-      </w:r>
-      <w:r>
-        <w:t>.</w:t>
-      </w:r>
-    </w:p>
-    <w:p>
-      <w:r>
-        <w:t>5.The program will show a pie chart</w:t>
-      </w:r>
-      <w:r>
-        <w:t xml:space="preserve">, where it will show the percentages according to the amount of money for the reasons they spend the money. </w:t>
-      </w:r>
-      <w:r>
-        <w:t xml:space="preserve">The program will then </w:t>
-      </w:r>
-      <w:r>
-        <w:t xml:space="preserve">suggest </w:t>
-      </w:r>
-      <w:r>
-        <w:t>reducing</w:t>
-      </w:r>
-      <w:r>
-        <w:t xml:space="preserve"> spending in miscellaneous</w:t>
-      </w:r>
-      <w:r>
-        <w:t xml:space="preserve">, then in fast food </w:t>
-      </w:r>
-      <w:r>
-        <w:t xml:space="preserve">next. </w:t>
-      </w:r>
-      <w:r>
-        <w:t xml:space="preserve">Finally, the program will tell </w:t>
-      </w:r>
-      <w:r>
-        <w:t xml:space="preserve">the user </w:t>
-      </w:r>
-      <w:r>
-        <w:t xml:space="preserve">to </w:t>
-      </w:r>
-      <w:r>
-        <w:t xml:space="preserve">use the extra income and put </w:t>
-      </w:r>
-      <w:r>
-        <w:t>it</w:t>
-      </w:r>
-      <w:r>
-        <w:t xml:space="preserve"> in the savings.</w:t>
-      </w:r>
-    </w:p>
-    <w:p>
-      <w:r>
-        <w:t>7. The program waits for input.</w:t>
-      </w:r>
-    </w:p>
-    <w:p/>
-    <w:p/>
-    <w:p/>
-    <w:p/>
-    <w:p/>
-    <w:p/>
-    <w:p/>
-    <w:p/>
-    <w:p>
-      <w:r>
-        <w:t>User:</w:t>
-      </w:r>
-    </w:p>
-    <w:p/>
-    <w:p>
-      <w:r>
-        <w:t>2.The user puts in 2000 income, 2000 savings, 2500 expenses (1000 rent, 1000 bills, 500 groceries). The user will be able to put the amount of each expense and click an option with the drop down to choose the reason why they are allocating the money (as shown above).</w:t>
-      </w:r>
-    </w:p>
-    <w:p>
-      <w:r>
-        <w:t>4.The user will change their input to 6000 income, 150 savings, 5000 expenses (2000 rent, 1000 groceries, 500 bills, 500 car payments, 500 fast food, 500 miscellaneous).</w:t>
-      </w:r>
-    </w:p>
-    <w:p>
-      <w:r>
-        <w:t>6. The user doesn’t insert anymore input</w:t>
-      </w:r>
-      <w:r>
-        <w:t>.</w:t>
-      </w:r>
-    </w:p>
-    <w:p>
-      <w:r>
-        <w:t>8. The user closes the window.</w:t>
-      </w:r>
-      <w:r>
-        <w:t xml:space="preserve"> </w:t>
-      </w:r>
-    </w:p>
-    <w:p/>
-    <w:p/>
-    <w:p/>
-    <w:p/>
-    <w:p/>
+    </w:p>
     <w:p/>
     <w:p/>
     <w:p/>
@@ -373,6 +537,362 @@
 <file path=word/numbering.xml><?xml version="1.0" encoding="utf-8"?>
 <w:numbering xmlns:wpc="http://schemas.microsoft.com/office/word/2010/wordprocessingCanvas" xmlns:cx="http://schemas.microsoft.com/office/drawing/2014/chartex" xmlns:cx1="http://schemas.microsoft.com/office/drawing/2015/9/8/chartex" xmlns:cx2="http://schemas.microsoft.com/office/drawing/2015/10/21/chartex" xmlns:cx3="http://schemas.microsoft.com/office/drawing/2016/5/9/chartex" xmlns:cx4="http://schemas.microsoft.com/office/drawing/2016/5/10/chartex" xmlns:cx5="http://schemas.microsoft.com/office/drawing/2016/5/11/chartex" xmlns:cx6="http://schemas.microsoft.com/office/drawing/2016/5/12/chartex" xmlns:cx7="http://schemas.microsoft.com/office/drawing/2016/5/13/chartex" xmlns:cx8="http://schemas.microsoft.com/office/drawing/2016/5/14/chartex" xmlns:mc="http://schemas.openxmlformats.org/markup-compatibility/2006" xmlns:aink="http://schemas.microsoft.com/office/drawing/2016/ink" xmlns:am3d="http://schemas.microsoft.com/office/drawing/2017/model3d" xmlns:o="urn:schemas-microsoft-com:office:office" xmlns:oel="http://schemas.microsoft.com/office/2019/extlst" xmlns:r="http://schemas.openxmlformats.org/officeDocument/2006/relationships" xmlns:m="http://schemas.openxmlformats.org/officeDocument/2006/math" xmlns:v="urn:schemas-microsoft-com:vml" xmlns:wp14="http://schemas.microsoft.com/office/word/2010/wordprocessingDrawing" xmlns:wp="http://schemas.openxmlformats.org/drawingml/2006/wordprocessingDrawing" xmlns:w10="urn:schemas-microsoft-com:office:word" xmlns:w="http://schemas.openxmlformats.org/wordprocessingml/2006/main" xmlns:w14="http://schemas.microsoft.com/office/word/2010/wordml" xmlns:w15="http://schemas.microsoft.com/office/word/2012/wordml" xmlns:w16cex="http://schemas.microsoft.com/office/word/2018/wordml/cex" xmlns:w16cid="http://schemas.microsoft.com/office/word/2016/wordml/cid" xmlns:w16="http://schemas.microsoft.com/office/word/2018/wordml" xmlns:w16du="http://schemas.microsoft.com/office/word/2023/wordml/word16du" xmlns:w16sdtdh="http://schemas.microsoft.com/office/word/2020/wordml/sdtdatahash" xmlns:w16sdtfl="http://schemas.microsoft.com/office/word/2024/wordml/sdtformatlock" xmlns:w16se="http://schemas.microsoft.com/office/word/2015/wordml/symex" xmlns:wpg="http://schemas.microsoft.com/office/word/2010/wordprocessingGroup" xmlns:wpi="http://schemas.microsoft.com/office/word/2010/wordprocessingInk" xmlns:wne="http://schemas.microsoft.com/office/word/2006/wordml" xmlns:wps="http://schemas.microsoft.com/office/word/2010/wordprocessingShape" mc:Ignorable="w14 w15 w16se w16cid w16 w16cex w16sdtdh w16sdtfl w16du wp14">
   <w:abstractNum w:abstractNumId="0" w15:restartNumberingAfterBreak="0">
+    <w:nsid w:val="06952013"/>
+    <w:multiLevelType w:val="hybridMultilevel"/>
+    <w:tmpl w:val="37AE9FF8"/>
+    <w:lvl w:ilvl="0" w:tplc="0409000F">
+      <w:start w:val="9"/>
+      <w:numFmt w:val="decimal"/>
+      <w:lvlText w:val="%1."/>
+      <w:lvlJc w:val="left"/>
+      <w:pPr>
+        <w:ind w:left="720" w:hanging="360"/>
+      </w:pPr>
+      <w:rPr>
+        <w:rFonts w:hint="default"/>
+      </w:rPr>
+    </w:lvl>
+    <w:lvl w:ilvl="1" w:tplc="04090019" w:tentative="1">
+      <w:start w:val="1"/>
+      <w:numFmt w:val="lowerLetter"/>
+      <w:lvlText w:val="%2."/>
+      <w:lvlJc w:val="left"/>
+      <w:pPr>
+        <w:ind w:left="1440" w:hanging="360"/>
+      </w:pPr>
+    </w:lvl>
+    <w:lvl w:ilvl="2" w:tplc="0409001B" w:tentative="1">
+      <w:start w:val="1"/>
+      <w:numFmt w:val="lowerRoman"/>
+      <w:lvlText w:val="%3."/>
+      <w:lvlJc w:val="right"/>
+      <w:pPr>
+        <w:ind w:left="2160" w:hanging="180"/>
+      </w:pPr>
+    </w:lvl>
+    <w:lvl w:ilvl="3" w:tplc="0409000F" w:tentative="1">
+      <w:start w:val="1"/>
+      <w:numFmt w:val="decimal"/>
+      <w:lvlText w:val="%4."/>
+      <w:lvlJc w:val="left"/>
+      <w:pPr>
+        <w:ind w:left="2880" w:hanging="360"/>
+      </w:pPr>
+    </w:lvl>
+    <w:lvl w:ilvl="4" w:tplc="04090019" w:tentative="1">
+      <w:start w:val="1"/>
+      <w:numFmt w:val="lowerLetter"/>
+      <w:lvlText w:val="%5."/>
+      <w:lvlJc w:val="left"/>
+      <w:pPr>
+        <w:ind w:left="3600" w:hanging="360"/>
+      </w:pPr>
+    </w:lvl>
+    <w:lvl w:ilvl="5" w:tplc="0409001B" w:tentative="1">
+      <w:start w:val="1"/>
+      <w:numFmt w:val="lowerRoman"/>
+      <w:lvlText w:val="%6."/>
+      <w:lvlJc w:val="right"/>
+      <w:pPr>
+        <w:ind w:left="4320" w:hanging="180"/>
+      </w:pPr>
+    </w:lvl>
+    <w:lvl w:ilvl="6" w:tplc="0409000F" w:tentative="1">
+      <w:start w:val="1"/>
+      <w:numFmt w:val="decimal"/>
+      <w:lvlText w:val="%7."/>
+      <w:lvlJc w:val="left"/>
+      <w:pPr>
+        <w:ind w:left="5040" w:hanging="360"/>
+      </w:pPr>
+    </w:lvl>
+    <w:lvl w:ilvl="7" w:tplc="04090019" w:tentative="1">
+      <w:start w:val="1"/>
+      <w:numFmt w:val="lowerLetter"/>
+      <w:lvlText w:val="%8."/>
+      <w:lvlJc w:val="left"/>
+      <w:pPr>
+        <w:ind w:left="5760" w:hanging="360"/>
+      </w:pPr>
+    </w:lvl>
+    <w:lvl w:ilvl="8" w:tplc="0409001B" w:tentative="1">
+      <w:start w:val="1"/>
+      <w:numFmt w:val="lowerRoman"/>
+      <w:lvlText w:val="%9."/>
+      <w:lvlJc w:val="right"/>
+      <w:pPr>
+        <w:ind w:left="6480" w:hanging="180"/>
+      </w:pPr>
+    </w:lvl>
+  </w:abstractNum>
+  <w:abstractNum w:abstractNumId="1" w15:restartNumberingAfterBreak="0">
+    <w:nsid w:val="0D715E45"/>
+    <w:multiLevelType w:val="hybridMultilevel"/>
+    <w:tmpl w:val="A54A8BE8"/>
+    <w:lvl w:ilvl="0" w:tplc="0409000F">
+      <w:start w:val="13"/>
+      <w:numFmt w:val="decimal"/>
+      <w:lvlText w:val="%1."/>
+      <w:lvlJc w:val="left"/>
+      <w:pPr>
+        <w:ind w:left="720" w:hanging="360"/>
+      </w:pPr>
+      <w:rPr>
+        <w:rFonts w:hint="default"/>
+      </w:rPr>
+    </w:lvl>
+    <w:lvl w:ilvl="1" w:tplc="04090019" w:tentative="1">
+      <w:start w:val="1"/>
+      <w:numFmt w:val="lowerLetter"/>
+      <w:lvlText w:val="%2."/>
+      <w:lvlJc w:val="left"/>
+      <w:pPr>
+        <w:ind w:left="1440" w:hanging="360"/>
+      </w:pPr>
+    </w:lvl>
+    <w:lvl w:ilvl="2" w:tplc="0409001B" w:tentative="1">
+      <w:start w:val="1"/>
+      <w:numFmt w:val="lowerRoman"/>
+      <w:lvlText w:val="%3."/>
+      <w:lvlJc w:val="right"/>
+      <w:pPr>
+        <w:ind w:left="2160" w:hanging="180"/>
+      </w:pPr>
+    </w:lvl>
+    <w:lvl w:ilvl="3" w:tplc="0409000F" w:tentative="1">
+      <w:start w:val="1"/>
+      <w:numFmt w:val="decimal"/>
+      <w:lvlText w:val="%4."/>
+      <w:lvlJc w:val="left"/>
+      <w:pPr>
+        <w:ind w:left="2880" w:hanging="360"/>
+      </w:pPr>
+    </w:lvl>
+    <w:lvl w:ilvl="4" w:tplc="04090019" w:tentative="1">
+      <w:start w:val="1"/>
+      <w:numFmt w:val="lowerLetter"/>
+      <w:lvlText w:val="%5."/>
+      <w:lvlJc w:val="left"/>
+      <w:pPr>
+        <w:ind w:left="3600" w:hanging="360"/>
+      </w:pPr>
+    </w:lvl>
+    <w:lvl w:ilvl="5" w:tplc="0409001B" w:tentative="1">
+      <w:start w:val="1"/>
+      <w:numFmt w:val="lowerRoman"/>
+      <w:lvlText w:val="%6."/>
+      <w:lvlJc w:val="right"/>
+      <w:pPr>
+        <w:ind w:left="4320" w:hanging="180"/>
+      </w:pPr>
+    </w:lvl>
+    <w:lvl w:ilvl="6" w:tplc="0409000F" w:tentative="1">
+      <w:start w:val="1"/>
+      <w:numFmt w:val="decimal"/>
+      <w:lvlText w:val="%7."/>
+      <w:lvlJc w:val="left"/>
+      <w:pPr>
+        <w:ind w:left="5040" w:hanging="360"/>
+      </w:pPr>
+    </w:lvl>
+    <w:lvl w:ilvl="7" w:tplc="04090019" w:tentative="1">
+      <w:start w:val="1"/>
+      <w:numFmt w:val="lowerLetter"/>
+      <w:lvlText w:val="%8."/>
+      <w:lvlJc w:val="left"/>
+      <w:pPr>
+        <w:ind w:left="5760" w:hanging="360"/>
+      </w:pPr>
+    </w:lvl>
+    <w:lvl w:ilvl="8" w:tplc="0409001B" w:tentative="1">
+      <w:start w:val="1"/>
+      <w:numFmt w:val="lowerRoman"/>
+      <w:lvlText w:val="%9."/>
+      <w:lvlJc w:val="right"/>
+      <w:pPr>
+        <w:ind w:left="6480" w:hanging="180"/>
+      </w:pPr>
+    </w:lvl>
+  </w:abstractNum>
+  <w:abstractNum w:abstractNumId="2" w15:restartNumberingAfterBreak="0">
+    <w:nsid w:val="13F84781"/>
+    <w:multiLevelType w:val="hybridMultilevel"/>
+    <w:tmpl w:val="99E2F24A"/>
+    <w:lvl w:ilvl="0" w:tplc="42FE6B0E">
+      <w:start w:val="11"/>
+      <w:numFmt w:val="decimal"/>
+      <w:lvlText w:val="%1."/>
+      <w:lvlJc w:val="left"/>
+      <w:pPr>
+        <w:ind w:left="1080" w:hanging="360"/>
+      </w:pPr>
+      <w:rPr>
+        <w:rFonts w:hint="default"/>
+      </w:rPr>
+    </w:lvl>
+    <w:lvl w:ilvl="1" w:tplc="04090019" w:tentative="1">
+      <w:start w:val="1"/>
+      <w:numFmt w:val="lowerLetter"/>
+      <w:lvlText w:val="%2."/>
+      <w:lvlJc w:val="left"/>
+      <w:pPr>
+        <w:ind w:left="1800" w:hanging="360"/>
+      </w:pPr>
+    </w:lvl>
+    <w:lvl w:ilvl="2" w:tplc="0409001B" w:tentative="1">
+      <w:start w:val="1"/>
+      <w:numFmt w:val="lowerRoman"/>
+      <w:lvlText w:val="%3."/>
+      <w:lvlJc w:val="right"/>
+      <w:pPr>
+        <w:ind w:left="2520" w:hanging="180"/>
+      </w:pPr>
+    </w:lvl>
+    <w:lvl w:ilvl="3" w:tplc="0409000F" w:tentative="1">
+      <w:start w:val="1"/>
+      <w:numFmt w:val="decimal"/>
+      <w:lvlText w:val="%4."/>
+      <w:lvlJc w:val="left"/>
+      <w:pPr>
+        <w:ind w:left="3240" w:hanging="360"/>
+      </w:pPr>
+    </w:lvl>
+    <w:lvl w:ilvl="4" w:tplc="04090019" w:tentative="1">
+      <w:start w:val="1"/>
+      <w:numFmt w:val="lowerLetter"/>
+      <w:lvlText w:val="%5."/>
+      <w:lvlJc w:val="left"/>
+      <w:pPr>
+        <w:ind w:left="3960" w:hanging="360"/>
+      </w:pPr>
+    </w:lvl>
+    <w:lvl w:ilvl="5" w:tplc="0409001B" w:tentative="1">
+      <w:start w:val="1"/>
+      <w:numFmt w:val="lowerRoman"/>
+      <w:lvlText w:val="%6."/>
+      <w:lvlJc w:val="right"/>
+      <w:pPr>
+        <w:ind w:left="4680" w:hanging="180"/>
+      </w:pPr>
+    </w:lvl>
+    <w:lvl w:ilvl="6" w:tplc="0409000F" w:tentative="1">
+      <w:start w:val="1"/>
+      <w:numFmt w:val="decimal"/>
+      <w:lvlText w:val="%7."/>
+      <w:lvlJc w:val="left"/>
+      <w:pPr>
+        <w:ind w:left="5400" w:hanging="360"/>
+      </w:pPr>
+    </w:lvl>
+    <w:lvl w:ilvl="7" w:tplc="04090019" w:tentative="1">
+      <w:start w:val="1"/>
+      <w:numFmt w:val="lowerLetter"/>
+      <w:lvlText w:val="%8."/>
+      <w:lvlJc w:val="left"/>
+      <w:pPr>
+        <w:ind w:left="6120" w:hanging="360"/>
+      </w:pPr>
+    </w:lvl>
+    <w:lvl w:ilvl="8" w:tplc="0409001B" w:tentative="1">
+      <w:start w:val="1"/>
+      <w:numFmt w:val="lowerRoman"/>
+      <w:lvlText w:val="%9."/>
+      <w:lvlJc w:val="right"/>
+      <w:pPr>
+        <w:ind w:left="6840" w:hanging="180"/>
+      </w:pPr>
+    </w:lvl>
+  </w:abstractNum>
+  <w:abstractNum w:abstractNumId="3" w15:restartNumberingAfterBreak="0">
+    <w:nsid w:val="20494392"/>
+    <w:multiLevelType w:val="hybridMultilevel"/>
+    <w:tmpl w:val="2F4CBC74"/>
+    <w:lvl w:ilvl="0" w:tplc="B4525924">
+      <w:start w:val="13"/>
+      <w:numFmt w:val="decimal"/>
+      <w:lvlText w:val="%1."/>
+      <w:lvlJc w:val="left"/>
+      <w:pPr>
+        <w:ind w:left="1080" w:hanging="360"/>
+      </w:pPr>
+      <w:rPr>
+        <w:rFonts w:hint="default"/>
+      </w:rPr>
+    </w:lvl>
+    <w:lvl w:ilvl="1" w:tplc="04090019" w:tentative="1">
+      <w:start w:val="1"/>
+      <w:numFmt w:val="lowerLetter"/>
+      <w:lvlText w:val="%2."/>
+      <w:lvlJc w:val="left"/>
+      <w:pPr>
+        <w:ind w:left="1800" w:hanging="360"/>
+      </w:pPr>
+    </w:lvl>
+    <w:lvl w:ilvl="2" w:tplc="0409001B" w:tentative="1">
+      <w:start w:val="1"/>
+      <w:numFmt w:val="lowerRoman"/>
+      <w:lvlText w:val="%3."/>
+      <w:lvlJc w:val="right"/>
+      <w:pPr>
+        <w:ind w:left="2520" w:hanging="180"/>
+      </w:pPr>
+    </w:lvl>
+    <w:lvl w:ilvl="3" w:tplc="0409000F" w:tentative="1">
+      <w:start w:val="1"/>
+      <w:numFmt w:val="decimal"/>
+      <w:lvlText w:val="%4."/>
+      <w:lvlJc w:val="left"/>
+      <w:pPr>
+        <w:ind w:left="3240" w:hanging="360"/>
+      </w:pPr>
+    </w:lvl>
+    <w:lvl w:ilvl="4" w:tplc="04090019" w:tentative="1">
+      <w:start w:val="1"/>
+      <w:numFmt w:val="lowerLetter"/>
+      <w:lvlText w:val="%5."/>
+      <w:lvlJc w:val="left"/>
+      <w:pPr>
+        <w:ind w:left="3960" w:hanging="360"/>
+      </w:pPr>
+    </w:lvl>
+    <w:lvl w:ilvl="5" w:tplc="0409001B" w:tentative="1">
+      <w:start w:val="1"/>
+      <w:numFmt w:val="lowerRoman"/>
+      <w:lvlText w:val="%6."/>
+      <w:lvlJc w:val="right"/>
+      <w:pPr>
+        <w:ind w:left="4680" w:hanging="180"/>
+      </w:pPr>
+    </w:lvl>
+    <w:lvl w:ilvl="6" w:tplc="0409000F" w:tentative="1">
+      <w:start w:val="1"/>
+      <w:numFmt w:val="decimal"/>
+      <w:lvlText w:val="%7."/>
+      <w:lvlJc w:val="left"/>
+      <w:pPr>
+        <w:ind w:left="5400" w:hanging="360"/>
+      </w:pPr>
+    </w:lvl>
+    <w:lvl w:ilvl="7" w:tplc="04090019" w:tentative="1">
+      <w:start w:val="1"/>
+      <w:numFmt w:val="lowerLetter"/>
+      <w:lvlText w:val="%8."/>
+      <w:lvlJc w:val="left"/>
+      <w:pPr>
+        <w:ind w:left="6120" w:hanging="360"/>
+      </w:pPr>
+    </w:lvl>
+    <w:lvl w:ilvl="8" w:tplc="0409001B" w:tentative="1">
+      <w:start w:val="1"/>
+      <w:numFmt w:val="lowerRoman"/>
+      <w:lvlText w:val="%9."/>
+      <w:lvlJc w:val="right"/>
+      <w:pPr>
+        <w:ind w:left="6840" w:hanging="180"/>
+      </w:pPr>
+    </w:lvl>
+  </w:abstractNum>
+  <w:abstractNum w:abstractNumId="4" w15:restartNumberingAfterBreak="0">
     <w:nsid w:val="26216B08"/>
     <w:multiLevelType w:val="hybridMultilevel"/>
     <w:tmpl w:val="29642DC8"/>
@@ -461,7 +981,274 @@
       </w:pPr>
     </w:lvl>
   </w:abstractNum>
-  <w:abstractNum w:abstractNumId="1" w15:restartNumberingAfterBreak="0">
+  <w:abstractNum w:abstractNumId="5" w15:restartNumberingAfterBreak="0">
+    <w:nsid w:val="2987492B"/>
+    <w:multiLevelType w:val="hybridMultilevel"/>
+    <w:tmpl w:val="0ACA4B5E"/>
+    <w:lvl w:ilvl="0" w:tplc="D1346DDC">
+      <w:start w:val="13"/>
+      <w:numFmt w:val="decimal"/>
+      <w:lvlText w:val="%1."/>
+      <w:lvlJc w:val="left"/>
+      <w:pPr>
+        <w:ind w:left="1080" w:hanging="360"/>
+      </w:pPr>
+      <w:rPr>
+        <w:rFonts w:hint="default"/>
+      </w:rPr>
+    </w:lvl>
+    <w:lvl w:ilvl="1" w:tplc="04090019" w:tentative="1">
+      <w:start w:val="1"/>
+      <w:numFmt w:val="lowerLetter"/>
+      <w:lvlText w:val="%2."/>
+      <w:lvlJc w:val="left"/>
+      <w:pPr>
+        <w:ind w:left="1800" w:hanging="360"/>
+      </w:pPr>
+    </w:lvl>
+    <w:lvl w:ilvl="2" w:tplc="0409001B" w:tentative="1">
+      <w:start w:val="1"/>
+      <w:numFmt w:val="lowerRoman"/>
+      <w:lvlText w:val="%3."/>
+      <w:lvlJc w:val="right"/>
+      <w:pPr>
+        <w:ind w:left="2520" w:hanging="180"/>
+      </w:pPr>
+    </w:lvl>
+    <w:lvl w:ilvl="3" w:tplc="0409000F" w:tentative="1">
+      <w:start w:val="1"/>
+      <w:numFmt w:val="decimal"/>
+      <w:lvlText w:val="%4."/>
+      <w:lvlJc w:val="left"/>
+      <w:pPr>
+        <w:ind w:left="3240" w:hanging="360"/>
+      </w:pPr>
+    </w:lvl>
+    <w:lvl w:ilvl="4" w:tplc="04090019" w:tentative="1">
+      <w:start w:val="1"/>
+      <w:numFmt w:val="lowerLetter"/>
+      <w:lvlText w:val="%5."/>
+      <w:lvlJc w:val="left"/>
+      <w:pPr>
+        <w:ind w:left="3960" w:hanging="360"/>
+      </w:pPr>
+    </w:lvl>
+    <w:lvl w:ilvl="5" w:tplc="0409001B" w:tentative="1">
+      <w:start w:val="1"/>
+      <w:numFmt w:val="lowerRoman"/>
+      <w:lvlText w:val="%6."/>
+      <w:lvlJc w:val="right"/>
+      <w:pPr>
+        <w:ind w:left="4680" w:hanging="180"/>
+      </w:pPr>
+    </w:lvl>
+    <w:lvl w:ilvl="6" w:tplc="0409000F" w:tentative="1">
+      <w:start w:val="1"/>
+      <w:numFmt w:val="decimal"/>
+      <w:lvlText w:val="%7."/>
+      <w:lvlJc w:val="left"/>
+      <w:pPr>
+        <w:ind w:left="5400" w:hanging="360"/>
+      </w:pPr>
+    </w:lvl>
+    <w:lvl w:ilvl="7" w:tplc="04090019" w:tentative="1">
+      <w:start w:val="1"/>
+      <w:numFmt w:val="lowerLetter"/>
+      <w:lvlText w:val="%8."/>
+      <w:lvlJc w:val="left"/>
+      <w:pPr>
+        <w:ind w:left="6120" w:hanging="360"/>
+      </w:pPr>
+    </w:lvl>
+    <w:lvl w:ilvl="8" w:tplc="0409001B" w:tentative="1">
+      <w:start w:val="1"/>
+      <w:numFmt w:val="lowerRoman"/>
+      <w:lvlText w:val="%9."/>
+      <w:lvlJc w:val="right"/>
+      <w:pPr>
+        <w:ind w:left="6840" w:hanging="180"/>
+      </w:pPr>
+    </w:lvl>
+  </w:abstractNum>
+  <w:abstractNum w:abstractNumId="6" w15:restartNumberingAfterBreak="0">
+    <w:nsid w:val="2C403ED9"/>
+    <w:multiLevelType w:val="hybridMultilevel"/>
+    <w:tmpl w:val="F7540258"/>
+    <w:lvl w:ilvl="0" w:tplc="02EEE202">
+      <w:start w:val="13"/>
+      <w:numFmt w:val="decimal"/>
+      <w:lvlText w:val="%1."/>
+      <w:lvlJc w:val="left"/>
+      <w:pPr>
+        <w:ind w:left="1080" w:hanging="360"/>
+      </w:pPr>
+      <w:rPr>
+        <w:rFonts w:hint="default"/>
+      </w:rPr>
+    </w:lvl>
+    <w:lvl w:ilvl="1" w:tplc="04090019" w:tentative="1">
+      <w:start w:val="1"/>
+      <w:numFmt w:val="lowerLetter"/>
+      <w:lvlText w:val="%2."/>
+      <w:lvlJc w:val="left"/>
+      <w:pPr>
+        <w:ind w:left="1800" w:hanging="360"/>
+      </w:pPr>
+    </w:lvl>
+    <w:lvl w:ilvl="2" w:tplc="0409001B" w:tentative="1">
+      <w:start w:val="1"/>
+      <w:numFmt w:val="lowerRoman"/>
+      <w:lvlText w:val="%3."/>
+      <w:lvlJc w:val="right"/>
+      <w:pPr>
+        <w:ind w:left="2520" w:hanging="180"/>
+      </w:pPr>
+    </w:lvl>
+    <w:lvl w:ilvl="3" w:tplc="0409000F" w:tentative="1">
+      <w:start w:val="1"/>
+      <w:numFmt w:val="decimal"/>
+      <w:lvlText w:val="%4."/>
+      <w:lvlJc w:val="left"/>
+      <w:pPr>
+        <w:ind w:left="3240" w:hanging="360"/>
+      </w:pPr>
+    </w:lvl>
+    <w:lvl w:ilvl="4" w:tplc="04090019" w:tentative="1">
+      <w:start w:val="1"/>
+      <w:numFmt w:val="lowerLetter"/>
+      <w:lvlText w:val="%5."/>
+      <w:lvlJc w:val="left"/>
+      <w:pPr>
+        <w:ind w:left="3960" w:hanging="360"/>
+      </w:pPr>
+    </w:lvl>
+    <w:lvl w:ilvl="5" w:tplc="0409001B" w:tentative="1">
+      <w:start w:val="1"/>
+      <w:numFmt w:val="lowerRoman"/>
+      <w:lvlText w:val="%6."/>
+      <w:lvlJc w:val="right"/>
+      <w:pPr>
+        <w:ind w:left="4680" w:hanging="180"/>
+      </w:pPr>
+    </w:lvl>
+    <w:lvl w:ilvl="6" w:tplc="0409000F" w:tentative="1">
+      <w:start w:val="1"/>
+      <w:numFmt w:val="decimal"/>
+      <w:lvlText w:val="%7."/>
+      <w:lvlJc w:val="left"/>
+      <w:pPr>
+        <w:ind w:left="5400" w:hanging="360"/>
+      </w:pPr>
+    </w:lvl>
+    <w:lvl w:ilvl="7" w:tplc="04090019" w:tentative="1">
+      <w:start w:val="1"/>
+      <w:numFmt w:val="lowerLetter"/>
+      <w:lvlText w:val="%8."/>
+      <w:lvlJc w:val="left"/>
+      <w:pPr>
+        <w:ind w:left="6120" w:hanging="360"/>
+      </w:pPr>
+    </w:lvl>
+    <w:lvl w:ilvl="8" w:tplc="0409001B" w:tentative="1">
+      <w:start w:val="1"/>
+      <w:numFmt w:val="lowerRoman"/>
+      <w:lvlText w:val="%9."/>
+      <w:lvlJc w:val="right"/>
+      <w:pPr>
+        <w:ind w:left="6840" w:hanging="180"/>
+      </w:pPr>
+    </w:lvl>
+  </w:abstractNum>
+  <w:abstractNum w:abstractNumId="7" w15:restartNumberingAfterBreak="0">
+    <w:nsid w:val="2DE603F5"/>
+    <w:multiLevelType w:val="hybridMultilevel"/>
+    <w:tmpl w:val="B82038DE"/>
+    <w:lvl w:ilvl="0" w:tplc="0409000F">
+      <w:start w:val="5"/>
+      <w:numFmt w:val="decimal"/>
+      <w:lvlText w:val="%1."/>
+      <w:lvlJc w:val="left"/>
+      <w:pPr>
+        <w:ind w:left="720" w:hanging="360"/>
+      </w:pPr>
+      <w:rPr>
+        <w:rFonts w:hint="default"/>
+      </w:rPr>
+    </w:lvl>
+    <w:lvl w:ilvl="1" w:tplc="04090019" w:tentative="1">
+      <w:start w:val="1"/>
+      <w:numFmt w:val="lowerLetter"/>
+      <w:lvlText w:val="%2."/>
+      <w:lvlJc w:val="left"/>
+      <w:pPr>
+        <w:ind w:left="1440" w:hanging="360"/>
+      </w:pPr>
+    </w:lvl>
+    <w:lvl w:ilvl="2" w:tplc="0409001B" w:tentative="1">
+      <w:start w:val="1"/>
+      <w:numFmt w:val="lowerRoman"/>
+      <w:lvlText w:val="%3."/>
+      <w:lvlJc w:val="right"/>
+      <w:pPr>
+        <w:ind w:left="2160" w:hanging="180"/>
+      </w:pPr>
+    </w:lvl>
+    <w:lvl w:ilvl="3" w:tplc="0409000F" w:tentative="1">
+      <w:start w:val="1"/>
+      <w:numFmt w:val="decimal"/>
+      <w:lvlText w:val="%4."/>
+      <w:lvlJc w:val="left"/>
+      <w:pPr>
+        <w:ind w:left="2880" w:hanging="360"/>
+      </w:pPr>
+    </w:lvl>
+    <w:lvl w:ilvl="4" w:tplc="04090019" w:tentative="1">
+      <w:start w:val="1"/>
+      <w:numFmt w:val="lowerLetter"/>
+      <w:lvlText w:val="%5."/>
+      <w:lvlJc w:val="left"/>
+      <w:pPr>
+        <w:ind w:left="3600" w:hanging="360"/>
+      </w:pPr>
+    </w:lvl>
+    <w:lvl w:ilvl="5" w:tplc="0409001B" w:tentative="1">
+      <w:start w:val="1"/>
+      <w:numFmt w:val="lowerRoman"/>
+      <w:lvlText w:val="%6."/>
+      <w:lvlJc w:val="right"/>
+      <w:pPr>
+        <w:ind w:left="4320" w:hanging="180"/>
+      </w:pPr>
+    </w:lvl>
+    <w:lvl w:ilvl="6" w:tplc="0409000F" w:tentative="1">
+      <w:start w:val="1"/>
+      <w:numFmt w:val="decimal"/>
+      <w:lvlText w:val="%7."/>
+      <w:lvlJc w:val="left"/>
+      <w:pPr>
+        <w:ind w:left="5040" w:hanging="360"/>
+      </w:pPr>
+    </w:lvl>
+    <w:lvl w:ilvl="7" w:tplc="04090019" w:tentative="1">
+      <w:start w:val="1"/>
+      <w:numFmt w:val="lowerLetter"/>
+      <w:lvlText w:val="%8."/>
+      <w:lvlJc w:val="left"/>
+      <w:pPr>
+        <w:ind w:left="5760" w:hanging="360"/>
+      </w:pPr>
+    </w:lvl>
+    <w:lvl w:ilvl="8" w:tplc="0409001B" w:tentative="1">
+      <w:start w:val="1"/>
+      <w:numFmt w:val="lowerRoman"/>
+      <w:lvlText w:val="%9."/>
+      <w:lvlJc w:val="right"/>
+      <w:pPr>
+        <w:ind w:left="6480" w:hanging="180"/>
+      </w:pPr>
+    </w:lvl>
+  </w:abstractNum>
+  <w:abstractNum w:abstractNumId="8" w15:restartNumberingAfterBreak="0">
     <w:nsid w:val="2F840902"/>
     <w:multiLevelType w:val="hybridMultilevel"/>
     <w:tmpl w:val="5AAE593C"/>
@@ -550,11 +1337,768 @@
       </w:pPr>
     </w:lvl>
   </w:abstractNum>
+  <w:abstractNum w:abstractNumId="9" w15:restartNumberingAfterBreak="0">
+    <w:nsid w:val="342F3011"/>
+    <w:multiLevelType w:val="hybridMultilevel"/>
+    <w:tmpl w:val="10969FDC"/>
+    <w:lvl w:ilvl="0" w:tplc="0409000F">
+      <w:start w:val="1"/>
+      <w:numFmt w:val="decimal"/>
+      <w:lvlText w:val="%1."/>
+      <w:lvlJc w:val="left"/>
+      <w:pPr>
+        <w:ind w:left="720" w:hanging="360"/>
+      </w:pPr>
+      <w:rPr>
+        <w:rFonts w:hint="default"/>
+      </w:rPr>
+    </w:lvl>
+    <w:lvl w:ilvl="1" w:tplc="04090019" w:tentative="1">
+      <w:start w:val="1"/>
+      <w:numFmt w:val="lowerLetter"/>
+      <w:lvlText w:val="%2."/>
+      <w:lvlJc w:val="left"/>
+      <w:pPr>
+        <w:ind w:left="1440" w:hanging="360"/>
+      </w:pPr>
+    </w:lvl>
+    <w:lvl w:ilvl="2" w:tplc="0409001B" w:tentative="1">
+      <w:start w:val="1"/>
+      <w:numFmt w:val="lowerRoman"/>
+      <w:lvlText w:val="%3."/>
+      <w:lvlJc w:val="right"/>
+      <w:pPr>
+        <w:ind w:left="2160" w:hanging="180"/>
+      </w:pPr>
+    </w:lvl>
+    <w:lvl w:ilvl="3" w:tplc="0409000F" w:tentative="1">
+      <w:start w:val="1"/>
+      <w:numFmt w:val="decimal"/>
+      <w:lvlText w:val="%4."/>
+      <w:lvlJc w:val="left"/>
+      <w:pPr>
+        <w:ind w:left="2880" w:hanging="360"/>
+      </w:pPr>
+    </w:lvl>
+    <w:lvl w:ilvl="4" w:tplc="04090019" w:tentative="1">
+      <w:start w:val="1"/>
+      <w:numFmt w:val="lowerLetter"/>
+      <w:lvlText w:val="%5."/>
+      <w:lvlJc w:val="left"/>
+      <w:pPr>
+        <w:ind w:left="3600" w:hanging="360"/>
+      </w:pPr>
+    </w:lvl>
+    <w:lvl w:ilvl="5" w:tplc="0409001B" w:tentative="1">
+      <w:start w:val="1"/>
+      <w:numFmt w:val="lowerRoman"/>
+      <w:lvlText w:val="%6."/>
+      <w:lvlJc w:val="right"/>
+      <w:pPr>
+        <w:ind w:left="4320" w:hanging="180"/>
+      </w:pPr>
+    </w:lvl>
+    <w:lvl w:ilvl="6" w:tplc="0409000F" w:tentative="1">
+      <w:start w:val="1"/>
+      <w:numFmt w:val="decimal"/>
+      <w:lvlText w:val="%7."/>
+      <w:lvlJc w:val="left"/>
+      <w:pPr>
+        <w:ind w:left="5040" w:hanging="360"/>
+      </w:pPr>
+    </w:lvl>
+    <w:lvl w:ilvl="7" w:tplc="04090019" w:tentative="1">
+      <w:start w:val="1"/>
+      <w:numFmt w:val="lowerLetter"/>
+      <w:lvlText w:val="%8."/>
+      <w:lvlJc w:val="left"/>
+      <w:pPr>
+        <w:ind w:left="5760" w:hanging="360"/>
+      </w:pPr>
+    </w:lvl>
+    <w:lvl w:ilvl="8" w:tplc="0409001B" w:tentative="1">
+      <w:start w:val="1"/>
+      <w:numFmt w:val="lowerRoman"/>
+      <w:lvlText w:val="%9."/>
+      <w:lvlJc w:val="right"/>
+      <w:pPr>
+        <w:ind w:left="6480" w:hanging="180"/>
+      </w:pPr>
+    </w:lvl>
+  </w:abstractNum>
+  <w:abstractNum w:abstractNumId="10" w15:restartNumberingAfterBreak="0">
+    <w:nsid w:val="3A187575"/>
+    <w:multiLevelType w:val="hybridMultilevel"/>
+    <w:tmpl w:val="B538BE84"/>
+    <w:lvl w:ilvl="0" w:tplc="0409000F">
+      <w:start w:val="15"/>
+      <w:numFmt w:val="decimal"/>
+      <w:lvlText w:val="%1."/>
+      <w:lvlJc w:val="left"/>
+      <w:pPr>
+        <w:ind w:left="720" w:hanging="360"/>
+      </w:pPr>
+      <w:rPr>
+        <w:rFonts w:hint="default"/>
+      </w:rPr>
+    </w:lvl>
+    <w:lvl w:ilvl="1" w:tplc="04090019" w:tentative="1">
+      <w:start w:val="1"/>
+      <w:numFmt w:val="lowerLetter"/>
+      <w:lvlText w:val="%2."/>
+      <w:lvlJc w:val="left"/>
+      <w:pPr>
+        <w:ind w:left="1440" w:hanging="360"/>
+      </w:pPr>
+    </w:lvl>
+    <w:lvl w:ilvl="2" w:tplc="0409001B" w:tentative="1">
+      <w:start w:val="1"/>
+      <w:numFmt w:val="lowerRoman"/>
+      <w:lvlText w:val="%3."/>
+      <w:lvlJc w:val="right"/>
+      <w:pPr>
+        <w:ind w:left="2160" w:hanging="180"/>
+      </w:pPr>
+    </w:lvl>
+    <w:lvl w:ilvl="3" w:tplc="0409000F" w:tentative="1">
+      <w:start w:val="1"/>
+      <w:numFmt w:val="decimal"/>
+      <w:lvlText w:val="%4."/>
+      <w:lvlJc w:val="left"/>
+      <w:pPr>
+        <w:ind w:left="2880" w:hanging="360"/>
+      </w:pPr>
+    </w:lvl>
+    <w:lvl w:ilvl="4" w:tplc="04090019" w:tentative="1">
+      <w:start w:val="1"/>
+      <w:numFmt w:val="lowerLetter"/>
+      <w:lvlText w:val="%5."/>
+      <w:lvlJc w:val="left"/>
+      <w:pPr>
+        <w:ind w:left="3600" w:hanging="360"/>
+      </w:pPr>
+    </w:lvl>
+    <w:lvl w:ilvl="5" w:tplc="0409001B" w:tentative="1">
+      <w:start w:val="1"/>
+      <w:numFmt w:val="lowerRoman"/>
+      <w:lvlText w:val="%6."/>
+      <w:lvlJc w:val="right"/>
+      <w:pPr>
+        <w:ind w:left="4320" w:hanging="180"/>
+      </w:pPr>
+    </w:lvl>
+    <w:lvl w:ilvl="6" w:tplc="0409000F" w:tentative="1">
+      <w:start w:val="1"/>
+      <w:numFmt w:val="decimal"/>
+      <w:lvlText w:val="%7."/>
+      <w:lvlJc w:val="left"/>
+      <w:pPr>
+        <w:ind w:left="5040" w:hanging="360"/>
+      </w:pPr>
+    </w:lvl>
+    <w:lvl w:ilvl="7" w:tplc="04090019" w:tentative="1">
+      <w:start w:val="1"/>
+      <w:numFmt w:val="lowerLetter"/>
+      <w:lvlText w:val="%8."/>
+      <w:lvlJc w:val="left"/>
+      <w:pPr>
+        <w:ind w:left="5760" w:hanging="360"/>
+      </w:pPr>
+    </w:lvl>
+    <w:lvl w:ilvl="8" w:tplc="0409001B" w:tentative="1">
+      <w:start w:val="1"/>
+      <w:numFmt w:val="lowerRoman"/>
+      <w:lvlText w:val="%9."/>
+      <w:lvlJc w:val="right"/>
+      <w:pPr>
+        <w:ind w:left="6480" w:hanging="180"/>
+      </w:pPr>
+    </w:lvl>
+  </w:abstractNum>
+  <w:abstractNum w:abstractNumId="11" w15:restartNumberingAfterBreak="0">
+    <w:nsid w:val="3E7E1685"/>
+    <w:multiLevelType w:val="hybridMultilevel"/>
+    <w:tmpl w:val="8BA023E2"/>
+    <w:lvl w:ilvl="0" w:tplc="0409000F">
+      <w:start w:val="2"/>
+      <w:numFmt w:val="decimal"/>
+      <w:lvlText w:val="%1."/>
+      <w:lvlJc w:val="left"/>
+      <w:pPr>
+        <w:ind w:left="720" w:hanging="360"/>
+      </w:pPr>
+      <w:rPr>
+        <w:rFonts w:hint="default"/>
+      </w:rPr>
+    </w:lvl>
+    <w:lvl w:ilvl="1" w:tplc="04090019" w:tentative="1">
+      <w:start w:val="1"/>
+      <w:numFmt w:val="lowerLetter"/>
+      <w:lvlText w:val="%2."/>
+      <w:lvlJc w:val="left"/>
+      <w:pPr>
+        <w:ind w:left="1440" w:hanging="360"/>
+      </w:pPr>
+    </w:lvl>
+    <w:lvl w:ilvl="2" w:tplc="0409001B" w:tentative="1">
+      <w:start w:val="1"/>
+      <w:numFmt w:val="lowerRoman"/>
+      <w:lvlText w:val="%3."/>
+      <w:lvlJc w:val="right"/>
+      <w:pPr>
+        <w:ind w:left="2160" w:hanging="180"/>
+      </w:pPr>
+    </w:lvl>
+    <w:lvl w:ilvl="3" w:tplc="0409000F" w:tentative="1">
+      <w:start w:val="1"/>
+      <w:numFmt w:val="decimal"/>
+      <w:lvlText w:val="%4."/>
+      <w:lvlJc w:val="left"/>
+      <w:pPr>
+        <w:ind w:left="2880" w:hanging="360"/>
+      </w:pPr>
+    </w:lvl>
+    <w:lvl w:ilvl="4" w:tplc="04090019" w:tentative="1">
+      <w:start w:val="1"/>
+      <w:numFmt w:val="lowerLetter"/>
+      <w:lvlText w:val="%5."/>
+      <w:lvlJc w:val="left"/>
+      <w:pPr>
+        <w:ind w:left="3600" w:hanging="360"/>
+      </w:pPr>
+    </w:lvl>
+    <w:lvl w:ilvl="5" w:tplc="0409001B" w:tentative="1">
+      <w:start w:val="1"/>
+      <w:numFmt w:val="lowerRoman"/>
+      <w:lvlText w:val="%6."/>
+      <w:lvlJc w:val="right"/>
+      <w:pPr>
+        <w:ind w:left="4320" w:hanging="180"/>
+      </w:pPr>
+    </w:lvl>
+    <w:lvl w:ilvl="6" w:tplc="0409000F" w:tentative="1">
+      <w:start w:val="1"/>
+      <w:numFmt w:val="decimal"/>
+      <w:lvlText w:val="%7."/>
+      <w:lvlJc w:val="left"/>
+      <w:pPr>
+        <w:ind w:left="5040" w:hanging="360"/>
+      </w:pPr>
+    </w:lvl>
+    <w:lvl w:ilvl="7" w:tplc="04090019" w:tentative="1">
+      <w:start w:val="1"/>
+      <w:numFmt w:val="lowerLetter"/>
+      <w:lvlText w:val="%8."/>
+      <w:lvlJc w:val="left"/>
+      <w:pPr>
+        <w:ind w:left="5760" w:hanging="360"/>
+      </w:pPr>
+    </w:lvl>
+    <w:lvl w:ilvl="8" w:tplc="0409001B" w:tentative="1">
+      <w:start w:val="1"/>
+      <w:numFmt w:val="lowerRoman"/>
+      <w:lvlText w:val="%9."/>
+      <w:lvlJc w:val="right"/>
+      <w:pPr>
+        <w:ind w:left="6480" w:hanging="180"/>
+      </w:pPr>
+    </w:lvl>
+  </w:abstractNum>
+  <w:abstractNum w:abstractNumId="12" w15:restartNumberingAfterBreak="0">
+    <w:nsid w:val="498D7BE0"/>
+    <w:multiLevelType w:val="hybridMultilevel"/>
+    <w:tmpl w:val="A69056AC"/>
+    <w:lvl w:ilvl="0" w:tplc="0409000F">
+      <w:start w:val="3"/>
+      <w:numFmt w:val="decimal"/>
+      <w:lvlText w:val="%1."/>
+      <w:lvlJc w:val="left"/>
+      <w:pPr>
+        <w:ind w:left="720" w:hanging="360"/>
+      </w:pPr>
+      <w:rPr>
+        <w:rFonts w:hint="default"/>
+      </w:rPr>
+    </w:lvl>
+    <w:lvl w:ilvl="1" w:tplc="04090019" w:tentative="1">
+      <w:start w:val="1"/>
+      <w:numFmt w:val="lowerLetter"/>
+      <w:lvlText w:val="%2."/>
+      <w:lvlJc w:val="left"/>
+      <w:pPr>
+        <w:ind w:left="1440" w:hanging="360"/>
+      </w:pPr>
+    </w:lvl>
+    <w:lvl w:ilvl="2" w:tplc="0409001B" w:tentative="1">
+      <w:start w:val="1"/>
+      <w:numFmt w:val="lowerRoman"/>
+      <w:lvlText w:val="%3."/>
+      <w:lvlJc w:val="right"/>
+      <w:pPr>
+        <w:ind w:left="2160" w:hanging="180"/>
+      </w:pPr>
+    </w:lvl>
+    <w:lvl w:ilvl="3" w:tplc="0409000F" w:tentative="1">
+      <w:start w:val="1"/>
+      <w:numFmt w:val="decimal"/>
+      <w:lvlText w:val="%4."/>
+      <w:lvlJc w:val="left"/>
+      <w:pPr>
+        <w:ind w:left="2880" w:hanging="360"/>
+      </w:pPr>
+    </w:lvl>
+    <w:lvl w:ilvl="4" w:tplc="04090019" w:tentative="1">
+      <w:start w:val="1"/>
+      <w:numFmt w:val="lowerLetter"/>
+      <w:lvlText w:val="%5."/>
+      <w:lvlJc w:val="left"/>
+      <w:pPr>
+        <w:ind w:left="3600" w:hanging="360"/>
+      </w:pPr>
+    </w:lvl>
+    <w:lvl w:ilvl="5" w:tplc="0409001B" w:tentative="1">
+      <w:start w:val="1"/>
+      <w:numFmt w:val="lowerRoman"/>
+      <w:lvlText w:val="%6."/>
+      <w:lvlJc w:val="right"/>
+      <w:pPr>
+        <w:ind w:left="4320" w:hanging="180"/>
+      </w:pPr>
+    </w:lvl>
+    <w:lvl w:ilvl="6" w:tplc="0409000F" w:tentative="1">
+      <w:start w:val="1"/>
+      <w:numFmt w:val="decimal"/>
+      <w:lvlText w:val="%7."/>
+      <w:lvlJc w:val="left"/>
+      <w:pPr>
+        <w:ind w:left="5040" w:hanging="360"/>
+      </w:pPr>
+    </w:lvl>
+    <w:lvl w:ilvl="7" w:tplc="04090019" w:tentative="1">
+      <w:start w:val="1"/>
+      <w:numFmt w:val="lowerLetter"/>
+      <w:lvlText w:val="%8."/>
+      <w:lvlJc w:val="left"/>
+      <w:pPr>
+        <w:ind w:left="5760" w:hanging="360"/>
+      </w:pPr>
+    </w:lvl>
+    <w:lvl w:ilvl="8" w:tplc="0409001B" w:tentative="1">
+      <w:start w:val="1"/>
+      <w:numFmt w:val="lowerRoman"/>
+      <w:lvlText w:val="%9."/>
+      <w:lvlJc w:val="right"/>
+      <w:pPr>
+        <w:ind w:left="6480" w:hanging="180"/>
+      </w:pPr>
+    </w:lvl>
+  </w:abstractNum>
+  <w:abstractNum w:abstractNumId="13" w15:restartNumberingAfterBreak="0">
+    <w:nsid w:val="4EE903B6"/>
+    <w:multiLevelType w:val="hybridMultilevel"/>
+    <w:tmpl w:val="32C86F70"/>
+    <w:lvl w:ilvl="0" w:tplc="12989E9C">
+      <w:start w:val="7"/>
+      <w:numFmt w:val="decimal"/>
+      <w:lvlText w:val="%1."/>
+      <w:lvlJc w:val="left"/>
+      <w:pPr>
+        <w:ind w:left="1080" w:hanging="360"/>
+      </w:pPr>
+      <w:rPr>
+        <w:rFonts w:hint="default"/>
+      </w:rPr>
+    </w:lvl>
+    <w:lvl w:ilvl="1" w:tplc="04090019" w:tentative="1">
+      <w:start w:val="1"/>
+      <w:numFmt w:val="lowerLetter"/>
+      <w:lvlText w:val="%2."/>
+      <w:lvlJc w:val="left"/>
+      <w:pPr>
+        <w:ind w:left="1800" w:hanging="360"/>
+      </w:pPr>
+    </w:lvl>
+    <w:lvl w:ilvl="2" w:tplc="0409001B" w:tentative="1">
+      <w:start w:val="1"/>
+      <w:numFmt w:val="lowerRoman"/>
+      <w:lvlText w:val="%3."/>
+      <w:lvlJc w:val="right"/>
+      <w:pPr>
+        <w:ind w:left="2520" w:hanging="180"/>
+      </w:pPr>
+    </w:lvl>
+    <w:lvl w:ilvl="3" w:tplc="0409000F" w:tentative="1">
+      <w:start w:val="1"/>
+      <w:numFmt w:val="decimal"/>
+      <w:lvlText w:val="%4."/>
+      <w:lvlJc w:val="left"/>
+      <w:pPr>
+        <w:ind w:left="3240" w:hanging="360"/>
+      </w:pPr>
+    </w:lvl>
+    <w:lvl w:ilvl="4" w:tplc="04090019" w:tentative="1">
+      <w:start w:val="1"/>
+      <w:numFmt w:val="lowerLetter"/>
+      <w:lvlText w:val="%5."/>
+      <w:lvlJc w:val="left"/>
+      <w:pPr>
+        <w:ind w:left="3960" w:hanging="360"/>
+      </w:pPr>
+    </w:lvl>
+    <w:lvl w:ilvl="5" w:tplc="0409001B" w:tentative="1">
+      <w:start w:val="1"/>
+      <w:numFmt w:val="lowerRoman"/>
+      <w:lvlText w:val="%6."/>
+      <w:lvlJc w:val="right"/>
+      <w:pPr>
+        <w:ind w:left="4680" w:hanging="180"/>
+      </w:pPr>
+    </w:lvl>
+    <w:lvl w:ilvl="6" w:tplc="0409000F" w:tentative="1">
+      <w:start w:val="1"/>
+      <w:numFmt w:val="decimal"/>
+      <w:lvlText w:val="%7."/>
+      <w:lvlJc w:val="left"/>
+      <w:pPr>
+        <w:ind w:left="5400" w:hanging="360"/>
+      </w:pPr>
+    </w:lvl>
+    <w:lvl w:ilvl="7" w:tplc="04090019" w:tentative="1">
+      <w:start w:val="1"/>
+      <w:numFmt w:val="lowerLetter"/>
+      <w:lvlText w:val="%8."/>
+      <w:lvlJc w:val="left"/>
+      <w:pPr>
+        <w:ind w:left="6120" w:hanging="360"/>
+      </w:pPr>
+    </w:lvl>
+    <w:lvl w:ilvl="8" w:tplc="0409001B" w:tentative="1">
+      <w:start w:val="1"/>
+      <w:numFmt w:val="lowerRoman"/>
+      <w:lvlText w:val="%9."/>
+      <w:lvlJc w:val="right"/>
+      <w:pPr>
+        <w:ind w:left="6840" w:hanging="180"/>
+      </w:pPr>
+    </w:lvl>
+  </w:abstractNum>
+  <w:abstractNum w:abstractNumId="14" w15:restartNumberingAfterBreak="0">
+    <w:nsid w:val="66C7373B"/>
+    <w:multiLevelType w:val="hybridMultilevel"/>
+    <w:tmpl w:val="5E8693F2"/>
+    <w:lvl w:ilvl="0" w:tplc="0409000F">
+      <w:start w:val="11"/>
+      <w:numFmt w:val="decimal"/>
+      <w:lvlText w:val="%1."/>
+      <w:lvlJc w:val="left"/>
+      <w:pPr>
+        <w:ind w:left="720" w:hanging="360"/>
+      </w:pPr>
+      <w:rPr>
+        <w:rFonts w:hint="default"/>
+      </w:rPr>
+    </w:lvl>
+    <w:lvl w:ilvl="1" w:tplc="04090019" w:tentative="1">
+      <w:start w:val="1"/>
+      <w:numFmt w:val="lowerLetter"/>
+      <w:lvlText w:val="%2."/>
+      <w:lvlJc w:val="left"/>
+      <w:pPr>
+        <w:ind w:left="1440" w:hanging="360"/>
+      </w:pPr>
+    </w:lvl>
+    <w:lvl w:ilvl="2" w:tplc="0409001B" w:tentative="1">
+      <w:start w:val="1"/>
+      <w:numFmt w:val="lowerRoman"/>
+      <w:lvlText w:val="%3."/>
+      <w:lvlJc w:val="right"/>
+      <w:pPr>
+        <w:ind w:left="2160" w:hanging="180"/>
+      </w:pPr>
+    </w:lvl>
+    <w:lvl w:ilvl="3" w:tplc="0409000F" w:tentative="1">
+      <w:start w:val="1"/>
+      <w:numFmt w:val="decimal"/>
+      <w:lvlText w:val="%4."/>
+      <w:lvlJc w:val="left"/>
+      <w:pPr>
+        <w:ind w:left="2880" w:hanging="360"/>
+      </w:pPr>
+    </w:lvl>
+    <w:lvl w:ilvl="4" w:tplc="04090019" w:tentative="1">
+      <w:start w:val="1"/>
+      <w:numFmt w:val="lowerLetter"/>
+      <w:lvlText w:val="%5."/>
+      <w:lvlJc w:val="left"/>
+      <w:pPr>
+        <w:ind w:left="3600" w:hanging="360"/>
+      </w:pPr>
+    </w:lvl>
+    <w:lvl w:ilvl="5" w:tplc="0409001B" w:tentative="1">
+      <w:start w:val="1"/>
+      <w:numFmt w:val="lowerRoman"/>
+      <w:lvlText w:val="%6."/>
+      <w:lvlJc w:val="right"/>
+      <w:pPr>
+        <w:ind w:left="4320" w:hanging="180"/>
+      </w:pPr>
+    </w:lvl>
+    <w:lvl w:ilvl="6" w:tplc="0409000F" w:tentative="1">
+      <w:start w:val="1"/>
+      <w:numFmt w:val="decimal"/>
+      <w:lvlText w:val="%7."/>
+      <w:lvlJc w:val="left"/>
+      <w:pPr>
+        <w:ind w:left="5040" w:hanging="360"/>
+      </w:pPr>
+    </w:lvl>
+    <w:lvl w:ilvl="7" w:tplc="04090019" w:tentative="1">
+      <w:start w:val="1"/>
+      <w:numFmt w:val="lowerLetter"/>
+      <w:lvlText w:val="%8."/>
+      <w:lvlJc w:val="left"/>
+      <w:pPr>
+        <w:ind w:left="5760" w:hanging="360"/>
+      </w:pPr>
+    </w:lvl>
+    <w:lvl w:ilvl="8" w:tplc="0409001B" w:tentative="1">
+      <w:start w:val="1"/>
+      <w:numFmt w:val="lowerRoman"/>
+      <w:lvlText w:val="%9."/>
+      <w:lvlJc w:val="right"/>
+      <w:pPr>
+        <w:ind w:left="6480" w:hanging="180"/>
+      </w:pPr>
+    </w:lvl>
+  </w:abstractNum>
+  <w:abstractNum w:abstractNumId="15" w15:restartNumberingAfterBreak="0">
+    <w:nsid w:val="74FB1C80"/>
+    <w:multiLevelType w:val="hybridMultilevel"/>
+    <w:tmpl w:val="25D4BDCA"/>
+    <w:lvl w:ilvl="0" w:tplc="D9A417D2">
+      <w:start w:val="4"/>
+      <w:numFmt w:val="decimal"/>
+      <w:lvlText w:val="%1"/>
+      <w:lvlJc w:val="left"/>
+      <w:pPr>
+        <w:ind w:left="720" w:hanging="360"/>
+      </w:pPr>
+      <w:rPr>
+        <w:rFonts w:hint="default"/>
+      </w:rPr>
+    </w:lvl>
+    <w:lvl w:ilvl="1" w:tplc="04090019" w:tentative="1">
+      <w:start w:val="1"/>
+      <w:numFmt w:val="lowerLetter"/>
+      <w:lvlText w:val="%2."/>
+      <w:lvlJc w:val="left"/>
+      <w:pPr>
+        <w:ind w:left="1440" w:hanging="360"/>
+      </w:pPr>
+    </w:lvl>
+    <w:lvl w:ilvl="2" w:tplc="0409001B" w:tentative="1">
+      <w:start w:val="1"/>
+      <w:numFmt w:val="lowerRoman"/>
+      <w:lvlText w:val="%3."/>
+      <w:lvlJc w:val="right"/>
+      <w:pPr>
+        <w:ind w:left="2160" w:hanging="180"/>
+      </w:pPr>
+    </w:lvl>
+    <w:lvl w:ilvl="3" w:tplc="0409000F" w:tentative="1">
+      <w:start w:val="1"/>
+      <w:numFmt w:val="decimal"/>
+      <w:lvlText w:val="%4."/>
+      <w:lvlJc w:val="left"/>
+      <w:pPr>
+        <w:ind w:left="2880" w:hanging="360"/>
+      </w:pPr>
+    </w:lvl>
+    <w:lvl w:ilvl="4" w:tplc="04090019" w:tentative="1">
+      <w:start w:val="1"/>
+      <w:numFmt w:val="lowerLetter"/>
+      <w:lvlText w:val="%5."/>
+      <w:lvlJc w:val="left"/>
+      <w:pPr>
+        <w:ind w:left="3600" w:hanging="360"/>
+      </w:pPr>
+    </w:lvl>
+    <w:lvl w:ilvl="5" w:tplc="0409001B" w:tentative="1">
+      <w:start w:val="1"/>
+      <w:numFmt w:val="lowerRoman"/>
+      <w:lvlText w:val="%6."/>
+      <w:lvlJc w:val="right"/>
+      <w:pPr>
+        <w:ind w:left="4320" w:hanging="180"/>
+      </w:pPr>
+    </w:lvl>
+    <w:lvl w:ilvl="6" w:tplc="0409000F" w:tentative="1">
+      <w:start w:val="1"/>
+      <w:numFmt w:val="decimal"/>
+      <w:lvlText w:val="%7."/>
+      <w:lvlJc w:val="left"/>
+      <w:pPr>
+        <w:ind w:left="5040" w:hanging="360"/>
+      </w:pPr>
+    </w:lvl>
+    <w:lvl w:ilvl="7" w:tplc="04090019" w:tentative="1">
+      <w:start w:val="1"/>
+      <w:numFmt w:val="lowerLetter"/>
+      <w:lvlText w:val="%8."/>
+      <w:lvlJc w:val="left"/>
+      <w:pPr>
+        <w:ind w:left="5760" w:hanging="360"/>
+      </w:pPr>
+    </w:lvl>
+    <w:lvl w:ilvl="8" w:tplc="0409001B" w:tentative="1">
+      <w:start w:val="1"/>
+      <w:numFmt w:val="lowerRoman"/>
+      <w:lvlText w:val="%9."/>
+      <w:lvlJc w:val="right"/>
+      <w:pPr>
+        <w:ind w:left="6480" w:hanging="180"/>
+      </w:pPr>
+    </w:lvl>
+  </w:abstractNum>
+  <w:abstractNum w:abstractNumId="16" w15:restartNumberingAfterBreak="0">
+    <w:nsid w:val="7D021B6D"/>
+    <w:multiLevelType w:val="hybridMultilevel"/>
+    <w:tmpl w:val="C44ACF06"/>
+    <w:lvl w:ilvl="0" w:tplc="0409000F">
+      <w:start w:val="7"/>
+      <w:numFmt w:val="decimal"/>
+      <w:lvlText w:val="%1."/>
+      <w:lvlJc w:val="left"/>
+      <w:pPr>
+        <w:ind w:left="720" w:hanging="360"/>
+      </w:pPr>
+      <w:rPr>
+        <w:rFonts w:hint="default"/>
+      </w:rPr>
+    </w:lvl>
+    <w:lvl w:ilvl="1" w:tplc="04090019" w:tentative="1">
+      <w:start w:val="1"/>
+      <w:numFmt w:val="lowerLetter"/>
+      <w:lvlText w:val="%2."/>
+      <w:lvlJc w:val="left"/>
+      <w:pPr>
+        <w:ind w:left="1440" w:hanging="360"/>
+      </w:pPr>
+    </w:lvl>
+    <w:lvl w:ilvl="2" w:tplc="0409001B" w:tentative="1">
+      <w:start w:val="1"/>
+      <w:numFmt w:val="lowerRoman"/>
+      <w:lvlText w:val="%3."/>
+      <w:lvlJc w:val="right"/>
+      <w:pPr>
+        <w:ind w:left="2160" w:hanging="180"/>
+      </w:pPr>
+    </w:lvl>
+    <w:lvl w:ilvl="3" w:tplc="0409000F" w:tentative="1">
+      <w:start w:val="1"/>
+      <w:numFmt w:val="decimal"/>
+      <w:lvlText w:val="%4."/>
+      <w:lvlJc w:val="left"/>
+      <w:pPr>
+        <w:ind w:left="2880" w:hanging="360"/>
+      </w:pPr>
+    </w:lvl>
+    <w:lvl w:ilvl="4" w:tplc="04090019" w:tentative="1">
+      <w:start w:val="1"/>
+      <w:numFmt w:val="lowerLetter"/>
+      <w:lvlText w:val="%5."/>
+      <w:lvlJc w:val="left"/>
+      <w:pPr>
+        <w:ind w:left="3600" w:hanging="360"/>
+      </w:pPr>
+    </w:lvl>
+    <w:lvl w:ilvl="5" w:tplc="0409001B" w:tentative="1">
+      <w:start w:val="1"/>
+      <w:numFmt w:val="lowerRoman"/>
+      <w:lvlText w:val="%6."/>
+      <w:lvlJc w:val="right"/>
+      <w:pPr>
+        <w:ind w:left="4320" w:hanging="180"/>
+      </w:pPr>
+    </w:lvl>
+    <w:lvl w:ilvl="6" w:tplc="0409000F" w:tentative="1">
+      <w:start w:val="1"/>
+      <w:numFmt w:val="decimal"/>
+      <w:lvlText w:val="%7."/>
+      <w:lvlJc w:val="left"/>
+      <w:pPr>
+        <w:ind w:left="5040" w:hanging="360"/>
+      </w:pPr>
+    </w:lvl>
+    <w:lvl w:ilvl="7" w:tplc="04090019" w:tentative="1">
+      <w:start w:val="1"/>
+      <w:numFmt w:val="lowerLetter"/>
+      <w:lvlText w:val="%8."/>
+      <w:lvlJc w:val="left"/>
+      <w:pPr>
+        <w:ind w:left="5760" w:hanging="360"/>
+      </w:pPr>
+    </w:lvl>
+    <w:lvl w:ilvl="8" w:tplc="0409001B" w:tentative="1">
+      <w:start w:val="1"/>
+      <w:numFmt w:val="lowerRoman"/>
+      <w:lvlText w:val="%9."/>
+      <w:lvlJc w:val="right"/>
+      <w:pPr>
+        <w:ind w:left="6480" w:hanging="180"/>
+      </w:pPr>
+    </w:lvl>
+  </w:abstractNum>
   <w:num w:numId="1" w16cid:durableId="904604976">
+    <w:abstractNumId w:val="4"/>
+  </w:num>
+  <w:num w:numId="2" w16cid:durableId="377317043">
+    <w:abstractNumId w:val="8"/>
+  </w:num>
+  <w:num w:numId="3" w16cid:durableId="864438259">
+    <w:abstractNumId w:val="9"/>
+  </w:num>
+  <w:num w:numId="4" w16cid:durableId="1347172083">
+    <w:abstractNumId w:val="11"/>
+  </w:num>
+  <w:num w:numId="5" w16cid:durableId="1930851721">
+    <w:abstractNumId w:val="12"/>
+  </w:num>
+  <w:num w:numId="6" w16cid:durableId="1294483252">
+    <w:abstractNumId w:val="15"/>
+  </w:num>
+  <w:num w:numId="7" w16cid:durableId="201134266">
+    <w:abstractNumId w:val="7"/>
+  </w:num>
+  <w:num w:numId="8" w16cid:durableId="1394737682">
+    <w:abstractNumId w:val="13"/>
+  </w:num>
+  <w:num w:numId="9" w16cid:durableId="1611667122">
+    <w:abstractNumId w:val="16"/>
+  </w:num>
+  <w:num w:numId="10" w16cid:durableId="1988122813">
     <w:abstractNumId w:val="0"/>
   </w:num>
-  <w:num w:numId="2" w16cid:durableId="377317043">
+  <w:num w:numId="11" w16cid:durableId="1362516328">
+    <w:abstractNumId w:val="2"/>
+  </w:num>
+  <w:num w:numId="12" w16cid:durableId="370228075">
+    <w:abstractNumId w:val="14"/>
+  </w:num>
+  <w:num w:numId="13" w16cid:durableId="1295258036">
+    <w:abstractNumId w:val="5"/>
+  </w:num>
+  <w:num w:numId="14" w16cid:durableId="702559435">
+    <w:abstractNumId w:val="6"/>
+  </w:num>
+  <w:num w:numId="15" w16cid:durableId="567688871">
+    <w:abstractNumId w:val="3"/>
+  </w:num>
+  <w:num w:numId="16" w16cid:durableId="918489013">
     <w:abstractNumId w:val="1"/>
+  </w:num>
+  <w:num w:numId="17" w16cid:durableId="85225434">
+    <w:abstractNumId w:val="10"/>
   </w:num>
 </w:numbering>
 </file>
